--- a/Hypotheses.docx
+++ b/Hypotheses.docx
@@ -21,32 +21,57 @@
           <w:lang w:val="en-US"/>
         </w:rPr>
         <w:br/>
-        <w:t>FIFA wants to better understand the historical factors that influence World Cup success, match excitement, and fan attendance. Using World Cup data, this project will analyze trends in team performance, host-country advantage, scoring patterns, and stadium attendance. The goal is to generate insights that can support tournament planning, marketing strategies, and competitive analysis.</w:t>
+        <w:t>FIFA wants to better understand the historical factors that influence fan attendance. Using World Cup data, this project will analyze trends in stadium attendance. The goal is to generate insights that can support tournament planning, marketing strategies, and competitive analysis.</w:t>
       </w:r>
     </w:p>
     <w:p>
-      <w:proofErr w:type="spellStart"/>
+      <w:pPr>
+        <w:rPr>
+          <w:lang w:val="en-US"/>
+        </w:rPr>
+      </w:pPr>
       <w:r>
         <w:rPr>
           <w:b/>
           <w:bCs/>
+          <w:lang w:val="en-US"/>
         </w:rPr>
-        <w:t>Hypotheses</w:t>
+        <w:t>Hypotheses:</w:t>
       </w:r>
-      <w:proofErr w:type="spellEnd"/>
+    </w:p>
+    <w:p>
+      <w:pPr>
+        <w:pStyle w:val="ListParagraph"/>
+        <w:numPr>
+          <w:ilvl w:val="0"/>
+          <w:numId w:val="2"/>
+        </w:numPr>
+        <w:rPr>
+          <w:lang w:val="en-US"/>
+        </w:rPr>
+      </w:pPr>
       <w:r>
         <w:rPr>
           <w:b/>
           <w:bCs/>
+          <w:lang w:val="en-US"/>
         </w:rPr>
-        <w:t>:</w:t>
+        <w:t>Matches involving the host nation attract higher attendance than matches not involving the host nation.</w:t>
+      </w:r>
+      <w:r>
+        <w:rPr>
+          <w:lang w:val="en-US"/>
+        </w:rPr>
+        <w:br/>
+        <w:t xml:space="preserve">→ Does local identity drive attendance? </w:t>
       </w:r>
     </w:p>
     <w:p>
       <w:pPr>
+        <w:pStyle w:val="ListParagraph"/>
         <w:numPr>
           <w:ilvl w:val="0"/>
-          <w:numId w:val="1"/>
+          <w:numId w:val="2"/>
         </w:numPr>
         <w:rPr>
           <w:lang w:val="en-US"/>
@@ -54,16 +79,26 @@
       </w:pPr>
       <w:r>
         <w:rPr>
+          <w:b/>
+          <w:bCs/>
           <w:lang w:val="en-US"/>
         </w:rPr>
-        <w:t xml:space="preserve">Host countries are more likely to perform better than non-host countries and reach the final stages of the tournament. </w:t>
+        <w:t>Average match attendance increases as the tournament progresses into later stages.</w:t>
+      </w:r>
+      <w:r>
+        <w:rPr>
+          <w:lang w:val="en-US"/>
+        </w:rPr>
+        <w:br/>
+        <w:t xml:space="preserve">→ Does match importance drive attendance? </w:t>
       </w:r>
     </w:p>
     <w:p>
       <w:pPr>
+        <w:pStyle w:val="ListParagraph"/>
         <w:numPr>
           <w:ilvl w:val="0"/>
-          <w:numId w:val="1"/>
+          <w:numId w:val="2"/>
         </w:numPr>
         <w:rPr>
           <w:lang w:val="en-US"/>
@@ -71,16 +106,26 @@
       </w:pPr>
       <w:r>
         <w:rPr>
+          <w:b/>
+          <w:bCs/>
           <w:lang w:val="en-US"/>
         </w:rPr>
-        <w:t xml:space="preserve">As the number of qualified teams increased, total goals increased, but average goals per match did not necessarily increase. </w:t>
+        <w:t>Matches involving historically successful World Cup teams attract higher attendance than matches without them.</w:t>
+      </w:r>
+      <w:r>
+        <w:rPr>
+          <w:lang w:val="en-US"/>
+        </w:rPr>
+        <w:br/>
+        <w:t xml:space="preserve">→ Does team prestige drive attendance? </w:t>
       </w:r>
     </w:p>
     <w:p>
       <w:pPr>
+        <w:pStyle w:val="ListParagraph"/>
         <w:numPr>
           <w:ilvl w:val="0"/>
-          <w:numId w:val="1"/>
+          <w:numId w:val="2"/>
         </w:numPr>
         <w:rPr>
           <w:lang w:val="en-US"/>
@@ -88,34 +133,19 @@
       </w:pPr>
       <w:r>
         <w:rPr>
+          <w:b/>
+          <w:bCs/>
           <w:lang w:val="en-US"/>
         </w:rPr>
-        <w:t xml:space="preserve">Knockout-stage matches have fewer goals on average than group-stage matches because teams play more cautiously. </w:t>
+        <w:t>Matches featuring globally recognized star players attract higher attendance than matches without them.</w:t>
       </w:r>
-    </w:p>
-    <w:p>
-      <w:pPr>
-        <w:numPr>
-          <w:ilvl w:val="0"/>
-          <w:numId w:val="1"/>
-        </w:numPr>
-        <w:rPr>
-          <w:lang w:val="en-US"/>
-        </w:rPr>
-      </w:pPr>
       <w:r>
         <w:rPr>
           <w:lang w:val="en-US"/>
         </w:rPr>
-        <w:t>Matches in later tournament stages, especially semi-finals and finals, have higher attendance than group-stage matches.</w:t>
+        <w:br/>
+        <w:t>→ Does individual player appeal drive attendance?</w:t>
       </w:r>
-    </w:p>
-    <w:p>
-      <w:pPr>
-        <w:rPr>
-          <w:lang w:val="en-US"/>
-        </w:rPr>
-      </w:pPr>
     </w:p>
     <w:sectPr>
       <w:pgSz w:w="11906" w:h="16838"/>
@@ -130,6 +160,118 @@
 <file path=word/numbering.xml><?xml version="1.0" encoding="utf-8"?>
 <w:numbering xmlns:wpc="http://schemas.microsoft.com/office/word/2010/wordprocessingCanvas" xmlns:cx="http://schemas.microsoft.com/office/drawing/2014/chartex" xmlns:cx1="http://schemas.microsoft.com/office/drawing/2015/9/8/chartex" xmlns:cx2="http://schemas.microsoft.com/office/drawing/2015/10/21/chartex" xmlns:cx3="http://schemas.microsoft.com/office/drawing/2016/5/9/chartex" xmlns:cx4="http://schemas.microsoft.com/office/drawing/2016/5/10/chartex" xmlns:cx5="http://schemas.microsoft.com/office/drawing/2016/5/11/chartex" xmlns:cx6="http://schemas.microsoft.com/office/drawing/2016/5/12/chartex" xmlns:cx7="http://schemas.microsoft.com/office/drawing/2016/5/13/chartex" xmlns:cx8="http://schemas.microsoft.com/office/drawing/2016/5/14/chartex" xmlns:mc="http://schemas.openxmlformats.org/markup-compatibility/2006" xmlns:aink="http://schemas.microsoft.com/office/drawing/2016/ink" xmlns:am3d="http://schemas.microsoft.com/office/drawing/2017/model3d" xmlns:o="urn:schemas-microsoft-com:office:office" xmlns:oel="http://schemas.microsoft.com/office/2019/extlst" xmlns:r="http://schemas.openxmlformats.org/officeDocument/2006/relationships" xmlns:m="http://schemas.openxmlformats.org/officeDocument/2006/math" xmlns:v="urn:schemas-microsoft-com:vml" xmlns:wp14="http://schemas.microsoft.com/office/word/2010/wordprocessingDrawing" xmlns:wp="http://schemas.openxmlformats.org/drawingml/2006/wordprocessingDrawing" xmlns:w10="urn:schemas-microsoft-com:office:word" xmlns:w="http://schemas.openxmlformats.org/wordprocessingml/2006/main" xmlns:w14="http://schemas.microsoft.com/office/word/2010/wordml" xmlns:w15="http://schemas.microsoft.com/office/word/2012/wordml" xmlns:w16cex="http://schemas.microsoft.com/office/word/2018/wordml/cex" xmlns:w16cid="http://schemas.microsoft.com/office/word/2016/wordml/cid" xmlns:w16="http://schemas.microsoft.com/office/word/2018/wordml" xmlns:w16du="http://schemas.microsoft.com/office/word/2023/wordml/word16du" xmlns:w16sdtdh="http://schemas.microsoft.com/office/word/2020/wordml/sdtdatahash" xmlns:w16sdtfl="http://schemas.microsoft.com/office/word/2024/wordml/sdtformatlock" xmlns:w16se="http://schemas.microsoft.com/office/word/2015/wordml/symex" xmlns:wpg="http://schemas.microsoft.com/office/word/2010/wordprocessingGroup" xmlns:wpi="http://schemas.microsoft.com/office/word/2010/wordprocessingInk" xmlns:wne="http://schemas.microsoft.com/office/word/2006/wordml" xmlns:wps="http://schemas.microsoft.com/office/word/2010/wordprocessingShape" mc:Ignorable="w14 w15 w16se w16cid w16 w16cex w16sdtdh w16sdtfl w16du wp14">
   <w:abstractNum w:abstractNumId="0" w15:restartNumberingAfterBreak="0">
+    <w:nsid w:val="20A21367"/>
+    <w:multiLevelType w:val="hybridMultilevel"/>
+    <w:tmpl w:val="D0DAE3DE"/>
+    <w:lvl w:ilvl="0" w:tplc="4FC0CC3C">
+      <w:numFmt w:val="bullet"/>
+      <w:lvlText w:val=""/>
+      <w:lvlJc w:val="left"/>
+      <w:pPr>
+        <w:ind w:left="720" w:hanging="360"/>
+      </w:pPr>
+      <w:rPr>
+        <w:rFonts w:ascii="Aptos" w:eastAsiaTheme="minorHAnsi" w:hAnsi="Aptos" w:cstheme="minorBidi" w:hint="default"/>
+      </w:rPr>
+    </w:lvl>
+    <w:lvl w:ilvl="1" w:tplc="04070003" w:tentative="1">
+      <w:start w:val="1"/>
+      <w:numFmt w:val="bullet"/>
+      <w:lvlText w:val="o"/>
+      <w:lvlJc w:val="left"/>
+      <w:pPr>
+        <w:ind w:left="1440" w:hanging="360"/>
+      </w:pPr>
+      <w:rPr>
+        <w:rFonts w:ascii="Courier New" w:hAnsi="Courier New" w:cs="Courier New" w:hint="default"/>
+      </w:rPr>
+    </w:lvl>
+    <w:lvl w:ilvl="2" w:tplc="04070005" w:tentative="1">
+      <w:start w:val="1"/>
+      <w:numFmt w:val="bullet"/>
+      <w:lvlText w:val=""/>
+      <w:lvlJc w:val="left"/>
+      <w:pPr>
+        <w:ind w:left="2160" w:hanging="360"/>
+      </w:pPr>
+      <w:rPr>
+        <w:rFonts w:ascii="Wingdings" w:hAnsi="Wingdings" w:hint="default"/>
+      </w:rPr>
+    </w:lvl>
+    <w:lvl w:ilvl="3" w:tplc="04070001" w:tentative="1">
+      <w:start w:val="1"/>
+      <w:numFmt w:val="bullet"/>
+      <w:lvlText w:val=""/>
+      <w:lvlJc w:val="left"/>
+      <w:pPr>
+        <w:ind w:left="2880" w:hanging="360"/>
+      </w:pPr>
+      <w:rPr>
+        <w:rFonts w:ascii="Symbol" w:hAnsi="Symbol" w:hint="default"/>
+      </w:rPr>
+    </w:lvl>
+    <w:lvl w:ilvl="4" w:tplc="04070003" w:tentative="1">
+      <w:start w:val="1"/>
+      <w:numFmt w:val="bullet"/>
+      <w:lvlText w:val="o"/>
+      <w:lvlJc w:val="left"/>
+      <w:pPr>
+        <w:ind w:left="3600" w:hanging="360"/>
+      </w:pPr>
+      <w:rPr>
+        <w:rFonts w:ascii="Courier New" w:hAnsi="Courier New" w:cs="Courier New" w:hint="default"/>
+      </w:rPr>
+    </w:lvl>
+    <w:lvl w:ilvl="5" w:tplc="04070005" w:tentative="1">
+      <w:start w:val="1"/>
+      <w:numFmt w:val="bullet"/>
+      <w:lvlText w:val=""/>
+      <w:lvlJc w:val="left"/>
+      <w:pPr>
+        <w:ind w:left="4320" w:hanging="360"/>
+      </w:pPr>
+      <w:rPr>
+        <w:rFonts w:ascii="Wingdings" w:hAnsi="Wingdings" w:hint="default"/>
+      </w:rPr>
+    </w:lvl>
+    <w:lvl w:ilvl="6" w:tplc="04070001" w:tentative="1">
+      <w:start w:val="1"/>
+      <w:numFmt w:val="bullet"/>
+      <w:lvlText w:val=""/>
+      <w:lvlJc w:val="left"/>
+      <w:pPr>
+        <w:ind w:left="5040" w:hanging="360"/>
+      </w:pPr>
+      <w:rPr>
+        <w:rFonts w:ascii="Symbol" w:hAnsi="Symbol" w:hint="default"/>
+      </w:rPr>
+    </w:lvl>
+    <w:lvl w:ilvl="7" w:tplc="04070003" w:tentative="1">
+      <w:start w:val="1"/>
+      <w:numFmt w:val="bullet"/>
+      <w:lvlText w:val="o"/>
+      <w:lvlJc w:val="left"/>
+      <w:pPr>
+        <w:ind w:left="5760" w:hanging="360"/>
+      </w:pPr>
+      <w:rPr>
+        <w:rFonts w:ascii="Courier New" w:hAnsi="Courier New" w:cs="Courier New" w:hint="default"/>
+      </w:rPr>
+    </w:lvl>
+    <w:lvl w:ilvl="8" w:tplc="04070005" w:tentative="1">
+      <w:start w:val="1"/>
+      <w:numFmt w:val="bullet"/>
+      <w:lvlText w:val=""/>
+      <w:lvlJc w:val="left"/>
+      <w:pPr>
+        <w:ind w:left="6480" w:hanging="360"/>
+      </w:pPr>
+      <w:rPr>
+        <w:rFonts w:ascii="Wingdings" w:hAnsi="Wingdings" w:hint="default"/>
+      </w:rPr>
+    </w:lvl>
+  </w:abstractNum>
+  <w:abstractNum w:abstractNumId="1" w15:restartNumberingAfterBreak="0">
     <w:nsid w:val="3C071EC9"/>
     <w:multiLevelType w:val="multilevel"/>
     <w:tmpl w:val="5F62C520"/>
@@ -242,7 +384,99 @@
       </w:pPr>
     </w:lvl>
   </w:abstractNum>
+  <w:abstractNum w:abstractNumId="2" w15:restartNumberingAfterBreak="0">
+    <w:nsid w:val="6C316A12"/>
+    <w:multiLevelType w:val="hybridMultilevel"/>
+    <w:tmpl w:val="E23CB88E"/>
+    <w:lvl w:ilvl="0" w:tplc="0407000F">
+      <w:start w:val="1"/>
+      <w:numFmt w:val="decimal"/>
+      <w:lvlText w:val="%1."/>
+      <w:lvlJc w:val="left"/>
+      <w:pPr>
+        <w:ind w:left="720" w:hanging="360"/>
+      </w:pPr>
+    </w:lvl>
+    <w:lvl w:ilvl="1" w:tplc="04070019" w:tentative="1">
+      <w:start w:val="1"/>
+      <w:numFmt w:val="lowerLetter"/>
+      <w:lvlText w:val="%2."/>
+      <w:lvlJc w:val="left"/>
+      <w:pPr>
+        <w:ind w:left="1440" w:hanging="360"/>
+      </w:pPr>
+    </w:lvl>
+    <w:lvl w:ilvl="2" w:tplc="0407001B" w:tentative="1">
+      <w:start w:val="1"/>
+      <w:numFmt w:val="lowerRoman"/>
+      <w:lvlText w:val="%3."/>
+      <w:lvlJc w:val="right"/>
+      <w:pPr>
+        <w:ind w:left="2160" w:hanging="180"/>
+      </w:pPr>
+    </w:lvl>
+    <w:lvl w:ilvl="3" w:tplc="0407000F" w:tentative="1">
+      <w:start w:val="1"/>
+      <w:numFmt w:val="decimal"/>
+      <w:lvlText w:val="%4."/>
+      <w:lvlJc w:val="left"/>
+      <w:pPr>
+        <w:ind w:left="2880" w:hanging="360"/>
+      </w:pPr>
+    </w:lvl>
+    <w:lvl w:ilvl="4" w:tplc="04070019" w:tentative="1">
+      <w:start w:val="1"/>
+      <w:numFmt w:val="lowerLetter"/>
+      <w:lvlText w:val="%5."/>
+      <w:lvlJc w:val="left"/>
+      <w:pPr>
+        <w:ind w:left="3600" w:hanging="360"/>
+      </w:pPr>
+    </w:lvl>
+    <w:lvl w:ilvl="5" w:tplc="0407001B" w:tentative="1">
+      <w:start w:val="1"/>
+      <w:numFmt w:val="lowerRoman"/>
+      <w:lvlText w:val="%6."/>
+      <w:lvlJc w:val="right"/>
+      <w:pPr>
+        <w:ind w:left="4320" w:hanging="180"/>
+      </w:pPr>
+    </w:lvl>
+    <w:lvl w:ilvl="6" w:tplc="0407000F" w:tentative="1">
+      <w:start w:val="1"/>
+      <w:numFmt w:val="decimal"/>
+      <w:lvlText w:val="%7."/>
+      <w:lvlJc w:val="left"/>
+      <w:pPr>
+        <w:ind w:left="5040" w:hanging="360"/>
+      </w:pPr>
+    </w:lvl>
+    <w:lvl w:ilvl="7" w:tplc="04070019" w:tentative="1">
+      <w:start w:val="1"/>
+      <w:numFmt w:val="lowerLetter"/>
+      <w:lvlText w:val="%8."/>
+      <w:lvlJc w:val="left"/>
+      <w:pPr>
+        <w:ind w:left="5760" w:hanging="360"/>
+      </w:pPr>
+    </w:lvl>
+    <w:lvl w:ilvl="8" w:tplc="0407001B" w:tentative="1">
+      <w:start w:val="1"/>
+      <w:numFmt w:val="lowerRoman"/>
+      <w:lvlText w:val="%9."/>
+      <w:lvlJc w:val="right"/>
+      <w:pPr>
+        <w:ind w:left="6480" w:hanging="180"/>
+      </w:pPr>
+    </w:lvl>
+  </w:abstractNum>
   <w:num w:numId="1" w16cid:durableId="1892618500">
+    <w:abstractNumId w:val="1"/>
+  </w:num>
+  <w:num w:numId="2" w16cid:durableId="888807471">
+    <w:abstractNumId w:val="2"/>
+  </w:num>
+  <w:num w:numId="3" w16cid:durableId="1256743923">
     <w:abstractNumId w:val="0"/>
   </w:num>
 </w:numbering>
